--- a/Fonte_Sigilosa/대본/5부/7화_Duas_versoes_do_mesmo_parecer.docx
+++ b/Fonte_Sigilosa/대본/5부/7화_Duas_versoes_do_mesmo_parecer.docx
@@ -7049,7 +7049,7 @@
           <w:rFonts w:ascii="Arial" w:hAnsi="Arial" w:eastAsia="Malgun Gothic"/>
           <w:sz w:val="19"/>
         </w:rPr>
-        <w:t>문법 2: 조건법·완곡어법 — "Seria imprudente da minha parte", "Seria mais seguro", "Seria possível pedir…?", "Ninguém notaria", "Digamos que…", "Com todo o respeito…".</w:t>
+        <w:t>문법 2: 조건법·완곡어법 — "Seria mais seguro", "Seria possível pedir…?", "Ninguém notaria", "Digamos que…", "Com todo o respeito…".</w:t>
       </w:r>
     </w:p>
     <w:p>
